--- a/Investigare/png notevoli/Scheda_PNG_01_Taniguchi_Kenji.docx
+++ b/Investigare/png notevoli/Scheda_PNG_01_Taniguchi_Kenji.docx
@@ -250,7 +250,7 @@
           <w:color w:val="1A1A2E"/>
           <w:sz w:val="16"/>
         </w:rPr>
-        <w:t>Keibu (警部) — Commissario</w:t>
+        <w:t>Keishi (警視) — Commissario</w:t>
       </w:r>
       <w:r>
         <w:rPr>
@@ -1064,7 +1064,7 @@
           <w:color w:val="787878"/>
           <w:sz w:val="18"/>
         </w:rPr>
-        <w:t>La tua presenza diventa schiacciante. Il PNG sente il peso della tua autorità.</w:t>
+        <w:t>Esplosione di autorità in un momento preciso. Una frase, uno sguardo. Interruzione totale.</w:t>
       </w:r>
     </w:p>
     <w:p>
@@ -1120,7 +1120,7 @@
           <w:color w:val="8B0000"/>
           <w:sz w:val="16"/>
         </w:rPr>
-        <w:t>2 Ki</w:t>
+        <w:t>3 Ki</w:t>
       </w:r>
     </w:p>
     <w:p>
@@ -1146,7 +1146,7 @@
           <w:color w:val="1A1A2E"/>
           <w:sz w:val="16"/>
         </w:rPr>
-        <w:t>Il PNG è completamente sottomesso, cede o si ritira</w:t>
+        <w:t>Il PNG si ferma — qualche secondo di sottomissione assoluta, perde il filo</w:t>
       </w:r>
     </w:p>
     <w:p>
@@ -1172,7 +1172,7 @@
           <w:color w:val="1A1A2E"/>
           <w:sz w:val="16"/>
         </w:rPr>
-        <w:t>Il PNG è intimidito e scosso, ma non cede completamente</w:t>
+        <w:t>Il PNG esita, perde il filo per un istante</w:t>
       </w:r>
     </w:p>
     <w:p>

--- a/Investigare/png notevoli/Scheda_PNG_01_Taniguchi_Kenji.docx
+++ b/Investigare/png notevoli/Scheda_PNG_01_Taniguchi_Kenji.docx
@@ -980,7 +980,7 @@
           <w:color w:val="B49650"/>
           <w:sz w:val="22"/>
         </w:rPr>
-        <w:t xml:space="preserve">業  </w:t>
+        <w:t xml:space="preserve">専門  </w:t>
       </w:r>
       <w:r>
         <w:rPr>
@@ -990,7 +990,7 @@
           <w:color w:val="1A1A2E"/>
           <w:sz w:val="20"/>
         </w:rPr>
-        <w:t>GOU — IL DEBITO</w:t>
+        <w:t>SENMON — SPECIALIZZAZIONI</w:t>
       </w:r>
     </w:p>
     <w:p>
@@ -1022,12 +1022,12 @@
           <w:color w:val="787878"/>
           <w:sz w:val="16"/>
         </w:rPr>
-        <w:t>Il Gou funziona SEMPRE. Successo = dettagli precisi. Fallimento = dettagli vaghi.</w:t>
+        <w:t>I PNG notevoli non hanno Gou — il Gou è il dono dei protagonisti. Hanno mestiere.</w:t>
       </w:r>
     </w:p>
     <w:p>
       <w:pPr>
-        <w:spacing w:before="140" w:after="40"/>
+        <w:spacing w:before="100" w:after="20"/>
         <w:ind w:left="170"/>
       </w:pPr>
       <w:r>
@@ -1048,40 +1048,24 @@
           <w:color w:val="1A1A2E"/>
           <w:sz w:val="20"/>
         </w:rPr>
-        <w:t>Voce del Tuono  雷の声</w:t>
+        <w:t>Interrogatorio 2 — Esperto</w:t>
+      </w:r>
+      <w:r>
+        <w:rPr>
+          <w:rFonts w:ascii="Calibri" w:hAnsi="Calibri"/>
+          <w:b w:val="0"/>
+          <w:i w:val="0"/>
+          <w:color w:val="787878"/>
+          <w:sz w:val="16"/>
+        </w:rPr>
+        <w:t xml:space="preserve">   (Pazienza)</w:t>
       </w:r>
     </w:p>
     <w:p>
       <w:pPr>
-        <w:spacing w:after="20"/>
+        <w:spacing w:after="60"/>
         <w:ind w:left="340"/>
       </w:pPr>
-      <w:r>
-        <w:rPr>
-          <w:rFonts w:ascii="Calibri" w:hAnsi="Calibri"/>
-          <w:b w:val="0"/>
-          <w:i/>
-          <w:color w:val="787878"/>
-          <w:sz w:val="18"/>
-        </w:rPr>
-        <w:t>Esplosione di autorità in un momento preciso. Una frase, uno sguardo. Interruzione totale.</w:t>
-      </w:r>
-    </w:p>
-    <w:p>
-      <w:pPr>
-        <w:spacing w:after="20"/>
-        <w:ind w:left="340"/>
-      </w:pPr>
-      <w:r>
-        <w:rPr>
-          <w:rFonts w:ascii="Calibri" w:hAnsi="Calibri"/>
-          <w:b/>
-          <w:i w:val="0"/>
-          <w:color w:val="787878"/>
-          <w:sz w:val="16"/>
-        </w:rPr>
-        <w:t xml:space="preserve">Attributo: </w:t>
-      </w:r>
       <w:r>
         <w:rPr>
           <w:rFonts w:ascii="Calibri" w:hAnsi="Calibri"/>
@@ -1090,54 +1074,50 @@
           <w:color w:val="1A1A2E"/>
           <w:sz w:val="16"/>
         </w:rPr>
-        <w:t>Presenza (8)</w:t>
+        <w:t>Trent'anni di stanze chiuse: +2 ai tiri pertinenti, sceglie la tecnica giusta per la persona giusta senza tentativi.</w:t>
+      </w:r>
+    </w:p>
+    <w:p>
+      <w:pPr>
+        <w:spacing w:before="100" w:after="20"/>
+        <w:ind w:left="170"/>
+      </w:pPr>
+      <w:r>
+        <w:rPr>
+          <w:rFonts w:ascii="Calibri" w:hAnsi="Calibri"/>
+          <w:b w:val="0"/>
+          <w:i w:val="0"/>
+          <w:color w:val="B49650"/>
+          <w:sz w:val="18"/>
+        </w:rPr>
+        <w:t xml:space="preserve">▸ </w:t>
+      </w:r>
+      <w:r>
+        <w:rPr>
+          <w:rFonts w:ascii="Calibri" w:hAnsi="Calibri"/>
+          <w:b/>
+          <w:i w:val="0"/>
+          <w:color w:val="1A1A2E"/>
+          <w:sz w:val="20"/>
+        </w:rPr>
+        <w:t>Stampa e media 2 — Esperto</w:t>
       </w:r>
       <w:r>
         <w:rPr>
           <w:rFonts w:ascii="Calibri" w:hAnsi="Calibri"/>
           <w:b w:val="0"/>
           <w:i w:val="0"/>
-          <w:color w:val="B49650"/>
-          <w:sz w:val="16"/>
-        </w:rPr>
-        <w:t xml:space="preserve">  ·  </w:t>
-      </w:r>
-      <w:r>
-        <w:rPr>
-          <w:rFonts w:ascii="Calibri" w:hAnsi="Calibri"/>
-          <w:b/>
-          <w:i w:val="0"/>
           <w:color w:val="787878"/>
           <w:sz w:val="16"/>
         </w:rPr>
-        <w:t xml:space="preserve">Costo: </w:t>
-      </w:r>
-      <w:r>
-        <w:rPr>
-          <w:rFonts w:ascii="Calibri" w:hAnsi="Calibri"/>
-          <w:b w:val="0"/>
-          <w:i w:val="0"/>
-          <w:color w:val="8B0000"/>
-          <w:sz w:val="16"/>
-        </w:rPr>
-        <w:t>3 Ki</w:t>
+        <w:t xml:space="preserve">   (Presenza 8)</w:t>
       </w:r>
     </w:p>
     <w:p>
       <w:pPr>
-        <w:spacing w:after="20"/>
+        <w:spacing w:after="60"/>
         <w:ind w:left="340"/>
       </w:pPr>
-      <w:r>
-        <w:rPr>
-          <w:rFonts w:ascii="Calibri" w:hAnsi="Calibri"/>
-          <w:b/>
-          <w:i w:val="0"/>
-          <w:color w:val="787878"/>
-          <w:sz w:val="16"/>
-        </w:rPr>
-        <w:t xml:space="preserve">Successo: </w:t>
-      </w:r>
       <w:r>
         <w:rPr>
           <w:rFonts w:ascii="Calibri" w:hAnsi="Calibri"/>
@@ -1146,33 +1126,7 @@
           <w:color w:val="1A1A2E"/>
           <w:sz w:val="16"/>
         </w:rPr>
-        <w:t>Il PNG si ferma — qualche secondo di sottomissione assoluta, perde il filo</w:t>
-      </w:r>
-    </w:p>
-    <w:p>
-      <w:pPr>
-        <w:spacing w:after="80"/>
-        <w:ind w:left="340"/>
-      </w:pPr>
-      <w:r>
-        <w:rPr>
-          <w:rFonts w:ascii="Calibri" w:hAnsi="Calibri"/>
-          <w:b/>
-          <w:i w:val="0"/>
-          <w:color w:val="787878"/>
-          <w:sz w:val="16"/>
-        </w:rPr>
-        <w:t xml:space="preserve">Fallimento: </w:t>
-      </w:r>
-      <w:r>
-        <w:rPr>
-          <w:rFonts w:ascii="Calibri" w:hAnsi="Calibri"/>
-          <w:b w:val="0"/>
-          <w:i w:val="0"/>
-          <w:color w:val="1A1A2E"/>
-          <w:sz w:val="16"/>
-        </w:rPr>
-        <w:t>Il PNG esita, perde il filo per un istante</w:t>
+        <w:t>Sa cosa fa notizia, cosa può aspettare, e come si tiene un giornale al guinzaglio per 48 ore. +2 ai tiri pertinenti.</w:t>
       </w:r>
     </w:p>
     <w:p>
